--- a/docs/huong-dan/duyet-de-nghi-sua/Huong-dan-duyet-de-nghi-sua.docx
+++ b/docs/huong-dan/duyet-de-nghi-sua/Huong-dan-duyet-de-nghi-sua.docx
@@ -726,7 +726,37 @@
         <w:t xml:space="preserve">Đơn vị · Nội dung · Ngày số liệu · Người gửi · Gửi lúc</w:t>
       </w:r>
       <w:r>
-        <w:t xml:space="preserve"> cho biết đề nghị đến từ đâu và cho bản ghi nào.</w:t>
+        <w:t xml:space="preserve"> cho biết đề nghị đến từ đâu và cho bản ghi nào. Cạnh Nội dung có thẻ </w:t>
+      </w:r>
+      <w:r>
+        <w:rPr>
+          <w:b/>
+          <w:bCs/>
+        </w:rPr>
+        <w:t xml:space="preserve">Thêm mới</w:t>
+      </w:r>
+      <w:r>
+        <w:t xml:space="preserve"> (đơn vị xin thêm một bản ghi chưa có), </w:t>
+      </w:r>
+      <w:r>
+        <w:rPr>
+          <w:b/>
+          <w:bCs/>
+        </w:rPr>
+        <w:t xml:space="preserve">Sửa</w:t>
+      </w:r>
+      <w:r>
+        <w:t xml:space="preserve"> hoặc </w:t>
+      </w:r>
+      <w:r>
+        <w:rPr>
+          <w:b/>
+          <w:bCs/>
+        </w:rPr>
+        <w:t xml:space="preserve">Xoá</w:t>
+      </w:r>
+      <w:r>
+        <w:t xml:space="preserve">.</w:t>
       </w:r>
     </w:p>
     <w:p>
@@ -855,6 +885,29 @@
       </w:r>
       <w:r>
         <w:t xml:space="preserve"> lấy lại bản mới nhất của đề nghị này.</w:t>
+      </w:r>
+    </w:p>
+    <w:p>
+      <w:pPr>
+        <w:pStyle w:val="ListParagraph"/>
+        <w:numPr>
+          <w:ilvl w:val="0"/>
+          <w:numId w:val="3"/>
+        </w:numPr>
+        <w:spacing w:after="80"/>
+      </w:pPr>
+      <w:r>
+        <w:t xml:space="preserve">Đề nghị </w:t>
+      </w:r>
+      <w:r>
+        <w:rPr>
+          <w:b/>
+          <w:bCs/>
+        </w:rPr>
+        <w:t xml:space="preserve">Thêm mới</w:t>
+      </w:r>
+      <w:r>
+        <w:t xml:space="preserve"> thì hai cột Lúc gửi và Hiện tại ở bảng bên dưới ghi “(chưa có)” — bản ghi chưa tồn tại, không phải ô bị xoá trắng.</w:t>
       </w:r>
     </w:p>
     <w:p>
@@ -1861,7 +1914,7 @@
         <w:spacing w:after="140"/>
       </w:pPr>
       <w:r>
-        <w:t xml:space="preserve">Bốn trường hợp thường gặp và cách xử lý.</w:t>
+        <w:t xml:space="preserve">Năm trường hợp thường gặp và cách xử lý.</w:t>
       </w:r>
     </w:p>
     <w:p>
@@ -2026,6 +2079,56 @@
       </w:r>
       <w:r>
         <w:t xml:space="preserve"> — trạng thái chuyển sang Đã huỷ, hai nút Duyệt và Từ chối không còn. Không phải làm gì thêm.</w:t>
+      </w:r>
+    </w:p>
+    <w:p>
+      <w:pPr>
+        <w:pStyle w:val="ListParagraph"/>
+        <w:numPr>
+          <w:ilvl w:val="0"/>
+          <w:numId w:val="10"/>
+        </w:numPr>
+        <w:spacing w:after="100"/>
+      </w:pPr>
+      <w:r>
+        <w:rPr>
+          <w:b/>
+          <w:bCs/>
+        </w:rPr>
+        <w:t xml:space="preserve">Đề nghị này không duyệt được</w:t>
+      </w:r>
+      <w:r>
+        <w:t xml:space="preserve"> — khung đỏ ở đầu trang, nút </w:t>
+      </w:r>
+      <w:r>
+        <w:rPr>
+          <w:b/>
+          <w:bCs/>
+        </w:rPr>
+        <w:t xml:space="preserve">Duyệt</w:t>
+      </w:r>
+      <w:r>
+        <w:t xml:space="preserve"> bị mờ. Nội dung đề nghị vi phạm quy định nhập liệu, hay gặp nhất là </w:t>
+      </w:r>
+      <w:r>
+        <w:rPr>
+          <w:b/>
+          <w:bCs/>
+        </w:rPr>
+        <w:t xml:space="preserve">trùng số</w:t>
+      </w:r>
+      <w:r>
+        <w:t xml:space="preserve">: đơn vị bấm Thêm rồi gõ lại số của một hợp đồng hoặc đợt giao đã có. Khung đỏ nêu bản ghi đang có (ngày giao, sản lượng). Bấm </w:t>
+      </w:r>
+      <w:r>
+        <w:rPr>
+          <w:b/>
+          <w:bCs/>
+        </w:rPr>
+        <w:t xml:space="preserve">Từ chối</w:t>
+      </w:r>
+      <w:r>
+        <w:t xml:space="preserve"> và ghi cách sửa, ví dụ “Đợt 2 đã có — gửi lại với số Đợt 3”.</w:t>
       </w:r>
     </w:p>
     <w:p>

--- a/docs/huong-dan/duyet-de-nghi-sua/Huong-dan-duyet-de-nghi-sua.docx
+++ b/docs/huong-dan/duyet-de-nghi-sua/Huong-dan-duyet-de-nghi-sua.docx
@@ -2153,7 +2153,7 @@
         <w:spacing w:after="80"/>
       </w:pPr>
       <w:r>
-        <w:t xml:space="preserve">Hợp đồng đang ở trạng thái Hoàn thành thì đơn vị phải bấm Mở lại hợp đồng rồi mới gửi đề nghị được. Gặp đề nghị bị vướng chỗ này, nhắn đơn vị làm bước đó trước.</w:t>
+        <w:t xml:space="preserve">Hợp đồng đã Hoàn thành vẫn duyệt được, ngày hoàn thành giữ nguyên. Riêng đề nghị dời ngày giao ra sau ngày hoàn thành thì không duyệt được: bấm Mở lại hợp đồng, duyệt, rồi bấm Hoàn thành hợp đồng lại với ngày từ ngày giao mới trở đi.</w:t>
       </w:r>
     </w:p>
     <w:p>
